--- a/数据库系统/实验二/实验二 数据库系统project报告1.docx
+++ b/数据库系统/实验二/实验二 数据库系统project报告1.docx
@@ -2465,221 +2465,15 @@
       </w:tr>
     </w:tbl>
     <w:p>
+      <w:pPr>
+        <w:rPr>
+          <w:rFonts w:hint="eastAsia"/>
+        </w:rPr>
+      </w:pPr>
       <w:r>
         <w:br w:type="page"/>
       </w:r>
     </w:p>
-    <w:p>
-      <w:pPr>
-        <w:rPr>
-          <w:color w:val="C00000"/>
-          <w:sz w:val="24"/>
-          <w:szCs w:val="24"/>
-        </w:rPr>
-      </w:pPr>
-      <w:r>
-        <w:rPr>
-          <w:rFonts w:hint="eastAsia"/>
-          <w:color w:val="C00000"/>
-          <w:sz w:val="24"/>
-          <w:szCs w:val="24"/>
-        </w:rPr>
-        <w:lastRenderedPageBreak/>
-        <w:t>报告正文（撰写报告时，请删除红色部分，前面小组成员表需要填写学号、姓名）</w:t>
-      </w:r>
-    </w:p>
-    <w:p>
-      <w:pPr>
-        <w:rPr>
-          <w:color w:val="C00000"/>
-          <w:sz w:val="24"/>
-          <w:szCs w:val="24"/>
-        </w:rPr>
-      </w:pPr>
-      <w:r>
-        <w:rPr>
-          <w:rFonts w:hint="eastAsia"/>
-          <w:color w:val="C00000"/>
-          <w:sz w:val="24"/>
-          <w:szCs w:val="24"/>
-        </w:rPr>
-        <w:t>报告应报告：小组分工，正文部分。</w:t>
-      </w:r>
-    </w:p>
-    <w:p>
-      <w:pPr>
-        <w:rPr>
-          <w:color w:val="C00000"/>
-          <w:sz w:val="24"/>
-          <w:szCs w:val="24"/>
-        </w:rPr>
-      </w:pPr>
-      <w:r>
-        <w:rPr>
-          <w:rFonts w:hint="eastAsia"/>
-          <w:color w:val="C00000"/>
-          <w:sz w:val="24"/>
-          <w:szCs w:val="24"/>
-        </w:rPr>
-        <w:t>正文需要有：</w:t>
-      </w:r>
-    </w:p>
-    <w:p>
-      <w:pPr>
-        <w:rPr>
-          <w:color w:val="C00000"/>
-          <w:sz w:val="24"/>
-          <w:szCs w:val="24"/>
-        </w:rPr>
-      </w:pPr>
-      <w:r>
-        <w:rPr>
-          <w:rFonts w:hint="eastAsia"/>
-          <w:color w:val="C00000"/>
-          <w:sz w:val="24"/>
-          <w:szCs w:val="24"/>
-        </w:rPr>
-        <w:t xml:space="preserve">1. </w:t>
-      </w:r>
-      <w:r>
-        <w:rPr>
-          <w:rFonts w:hint="eastAsia"/>
-          <w:color w:val="C00000"/>
-          <w:sz w:val="24"/>
-          <w:szCs w:val="24"/>
-        </w:rPr>
-        <w:t>企业员工管理系统背景分析。</w:t>
-      </w:r>
-    </w:p>
-    <w:p>
-      <w:pPr>
-        <w:rPr>
-          <w:color w:val="C00000"/>
-          <w:sz w:val="24"/>
-          <w:szCs w:val="24"/>
-        </w:rPr>
-      </w:pPr>
-      <w:r>
-        <w:rPr>
-          <w:rFonts w:hint="eastAsia"/>
-          <w:color w:val="C00000"/>
-          <w:sz w:val="24"/>
-          <w:szCs w:val="24"/>
-        </w:rPr>
-        <w:t xml:space="preserve"> 2. </w:t>
-      </w:r>
-      <w:r>
-        <w:rPr>
-          <w:rFonts w:hint="eastAsia"/>
-          <w:color w:val="C00000"/>
-          <w:sz w:val="24"/>
-          <w:szCs w:val="24"/>
-        </w:rPr>
-        <w:t>企业员工管理系统概念设计。</w:t>
-      </w:r>
-    </w:p>
-    <w:p>
-      <w:pPr>
-        <w:rPr>
-          <w:color w:val="C00000"/>
-          <w:sz w:val="24"/>
-          <w:szCs w:val="24"/>
-        </w:rPr>
-      </w:pPr>
-      <w:r>
-        <w:rPr>
-          <w:rFonts w:hint="eastAsia"/>
-          <w:color w:val="C00000"/>
-          <w:sz w:val="24"/>
-          <w:szCs w:val="24"/>
-        </w:rPr>
-        <w:t xml:space="preserve"> 3. </w:t>
-      </w:r>
-      <w:r>
-        <w:rPr>
-          <w:rFonts w:hint="eastAsia"/>
-          <w:color w:val="C00000"/>
-          <w:sz w:val="24"/>
-          <w:szCs w:val="24"/>
-        </w:rPr>
-        <w:t>企业员工管理系统的关系模型及优化。</w:t>
-      </w:r>
-    </w:p>
-    <w:p>
-      <w:pPr>
-        <w:rPr>
-          <w:color w:val="C00000"/>
-          <w:sz w:val="24"/>
-          <w:szCs w:val="24"/>
-        </w:rPr>
-      </w:pPr>
-      <w:r>
-        <w:rPr>
-          <w:rFonts w:hint="eastAsia"/>
-          <w:color w:val="C00000"/>
-          <w:sz w:val="24"/>
-          <w:szCs w:val="24"/>
-        </w:rPr>
-        <w:t xml:space="preserve">  4. </w:t>
-      </w:r>
-      <w:r>
-        <w:rPr>
-          <w:rFonts w:hint="eastAsia"/>
-          <w:color w:val="C00000"/>
-          <w:sz w:val="24"/>
-          <w:szCs w:val="24"/>
-        </w:rPr>
-        <w:t>企业员工管理系统数据库物理设计。</w:t>
-      </w:r>
-    </w:p>
-    <w:p>
-      <w:pPr>
-        <w:rPr>
-          <w:color w:val="C00000"/>
-          <w:sz w:val="24"/>
-          <w:szCs w:val="24"/>
-        </w:rPr>
-      </w:pPr>
-      <w:r>
-        <w:rPr>
-          <w:rFonts w:hint="eastAsia"/>
-          <w:color w:val="C00000"/>
-          <w:sz w:val="24"/>
-          <w:szCs w:val="24"/>
-        </w:rPr>
-        <w:t xml:space="preserve"> 5. </w:t>
-      </w:r>
-      <w:r>
-        <w:rPr>
-          <w:rFonts w:hint="eastAsia"/>
-          <w:color w:val="C00000"/>
-          <w:sz w:val="24"/>
-          <w:szCs w:val="24"/>
-        </w:rPr>
-        <w:t>程序设计语言与数据库的连接、操作</w:t>
-      </w:r>
-    </w:p>
-    <w:p>
-      <w:r>
-        <w:br w:type="page"/>
-      </w:r>
-    </w:p>
-    <w:p/>
-    <w:p/>
-    <w:p/>
-    <w:p/>
-    <w:p/>
-    <w:p>
-      <w:pPr>
-        <w:sectPr>
-          <w:pgSz w:w="12240" w:h="15840"/>
-          <w:pgMar w:top="1440" w:right="1440" w:bottom="1440" w:left="1440" w:header="720" w:footer="720" w:gutter="0"/>
-          <w:cols w:space="720"/>
-          <w:docGrid w:linePitch="360"/>
-        </w:sectPr>
-      </w:pPr>
-    </w:p>
-    <w:p/>
     <w:sectPr>
       <w:pgSz w:w="12240" w:h="15840"/>
       <w:pgMar w:top="1440" w:right="1440" w:bottom="1440" w:left="1440" w:header="720" w:footer="720" w:gutter="0"/>
